--- a/data/ai_texts/AI_text_97.docx
+++ b/data/ai_texts/AI_text_97.docx
@@ -24,12 +24,12 @@
     </w:p>
     <w:p>
       <w:r>
-        <w:t>The path to becoming a nurse was marked by a rigorous educational journey, beginning with my enrollment in a Bachelor of Science in Nursing program. The curriculum was demanding, requiring proficiency in both theoretical knowledge and practical skills, a common challenge in nursing education due to the gap between classroom learning and clinical application (Ref-u130306). During my studies, I faced significant obstacles, such as mastering complex clinical procedures and managing the stress of high-stakes examinations. However, these challenges were pivotal in fortifying my resilience and adaptability, qualities essential for a successful nursing career. My experiences in nursing school not only honed my technical abilities but also deepened my commitment to the profession, preparing me for the multifaceted responsibilities of a registered nurse.</w:t>
+        <w:t>The path to becoming a nurse was marked by a rigorous educational journey, beginning with my enrollment in a Bachelor of Science in Nursing program. The curriculum was demanding, requiring proficiency in both theoretical knowledge and practical skills, a common challenge in nursing education due to the gap between classroom learning and clinical application (Ref-f548055). During my studies, I faced significant obstacles, such as mastering complex clinical procedures and managing the stress of high-stakes examinations. However, these challenges were pivotal in fortifying my resilience and adaptability, qualities essential for a successful nursing career. My experiences in nursing school not only honed my technical abilities but also deepened my commitment to the profession, preparing me for the multifaceted responsibilities of a registered nurse.</w:t>
       </w:r>
     </w:p>
     <w:p>
       <w:r>
-        <w:t>Throughout my journey in nursing, several mentors significantly influenced my career trajectory, providing guidance and support that were indispensable. One such mentor was my clinical instructor during nursing school, whose dedication to mentorship helped me navigate the complexities of patient care. Her emphasis on critical thinking and empathetic communication was instrumental in shaping my approach to nursing, fostering a deeper understanding of patient-centered care. Additionally, participating in a leadership mentoring program further enriched my professional development by exposing me to advanced nursing practices and leadership skills (Al-Sayed, 1998). These experiences underscored the importance of mentorship in nursing, highlighting how the wisdom and guidance of experienced professionals can profoundly impact one's professional growth and confidence.</w:t>
+        <w:t>Throughout my journey in nursing, several mentors significantly influenced my career trajectory, providing guidance and support that were indispensable. One such mentor was my clinical instructor during nursing school, whose dedication to mentorship helped me navigate the complexities of patient care. Her emphasis on critical thinking and empathetic communication was instrumental in shaping my approach to nursing, fostering a deeper understanding of patient-centered care. Additionally, participating in a leadership mentoring program further enriched my professional development by exposing me to advanced nursing practices and leadership skills (Ref-s866572). These experiences underscored the importance of mentorship in nursing, highlighting how the wisdom and guidance of experienced professionals can profoundly impact one's professional growth and confidence.</w:t>
       </w:r>
     </w:p>
     <w:p>
